--- a/Source/Proposal/Thesis Outline.docx
+++ b/Source/Proposal/Thesis Outline.docx
@@ -16,14 +16,14 @@
     </w:p>
     <w:p>
       <w:pPr>
-        <w:pStyle w:val="2"/>
+        <w:pStyle w:val="1"/>
         <w:numPr>
-          <w:ilvl w:val="1"/>
+          <w:ilvl w:val="0"/>
           <w:numId w:val="1"/>
         </w:numPr>
       </w:pPr>
       <w:r>
-        <w:t>Motivation and Problem Statement</w:t>
+        <w:t>Baseline Agent: ARK-V1 and ARK-V1.1</w:t>
       </w:r>
     </w:p>
     <w:p>
@@ -35,7 +35,7 @@
         </w:numPr>
       </w:pPr>
       <w:r>
-        <w:t>Research Objectives</w:t>
+        <w:t>Architecture and Workflow of ARK-V1</w:t>
       </w:r>
     </w:p>
     <w:p>
@@ -47,7 +47,19 @@
         </w:numPr>
       </w:pPr>
       <w:r>
-        <w:t>Structure of the Thesis</w:t>
+        <w:t>Adaptation to GTSQA: ARK-V1.1</w:t>
+      </w:r>
+    </w:p>
+    <w:p>
+      <w:pPr>
+        <w:pStyle w:val="2"/>
+        <w:numPr>
+          <w:ilvl w:val="1"/>
+          <w:numId w:val="1"/>
+        </w:numPr>
+      </w:pPr>
+      <w:r>
+        <w:t>Baseline Definition</w:t>
       </w:r>
     </w:p>
     <w:p>
@@ -59,7 +71,7 @@
         </w:numPr>
       </w:pPr>
       <w:r>
-        <w:t>Background and Related Work</w:t>
+        <w:t>Evaluation Framework</w:t>
       </w:r>
     </w:p>
     <w:p>
@@ -71,7 +83,7 @@
         </w:numPr>
       </w:pPr>
       <w:r>
-        <w:t>Knowledge Graphs and Knowledge Graph Question Answering</w:t>
+        <w:t>From Agent Capabilities to Metrics</w:t>
       </w:r>
     </w:p>
     <w:p>
@@ -83,7 +95,7 @@
         </w:numPr>
       </w:pPr>
       <w:r>
-        <w:t>Large Language Model-Based Agents</w:t>
+        <w:t>Evaluation Datasets and Data Split</w:t>
       </w:r>
     </w:p>
     <w:p>
@@ -95,7 +107,7 @@
         </w:numPr>
       </w:pPr>
       <w:r>
-        <w:t>Multi-Hop Reasoning</w:t>
+        <w:t>Construction and Validation of GTSQA-UA</w:t>
       </w:r>
     </w:p>
     <w:p>
@@ -107,7 +119,7 @@
         </w:numPr>
       </w:pPr>
       <w:r>
-        <w:t>Agent Frameworks and Tool Use</w:t>
+        <w:t>Metrics and Analysis Dimensions</w:t>
       </w:r>
     </w:p>
     <w:p>
@@ -119,7 +131,7 @@
         </w:numPr>
       </w:pPr>
       <w:r>
-        <w:t>Evaluation Approaches and Existing Datasets</w:t>
+        <w:t>Output Contract and Evaluation Pipeline</w:t>
       </w:r>
     </w:p>
     <w:p>
@@ -131,7 +143,7 @@
         </w:numPr>
       </w:pPr>
       <w:r>
-        <w:t>Analysis of the Existing Knowledge Graph Agent</w:t>
+        <w:t>Baseline Evaluation and Failure Analysis</w:t>
       </w:r>
     </w:p>
     <w:p>
@@ -143,7 +155,7 @@
         </w:numPr>
       </w:pPr>
       <w:r>
-        <w:t>Architecture and Workflow</w:t>
+        <w:t>Preliminary Results</w:t>
       </w:r>
     </w:p>
     <w:p>
@@ -155,7 +167,7 @@
         </w:numPr>
       </w:pPr>
       <w:r>
-        <w:t>Reasoning and Tool-Use Process</w:t>
+        <w:t>Failure Taxonomy</w:t>
       </w:r>
     </w:p>
     <w:p>
@@ -167,7 +179,19 @@
         </w:numPr>
       </w:pPr>
       <w:r>
-        <w:t>Knowledge Graph Querying</w:t>
+        <w:t>Derived Requirements for ARK-V2</w:t>
+      </w:r>
+    </w:p>
+    <w:p>
+      <w:pPr>
+        <w:pStyle w:val="1"/>
+        <w:numPr>
+          <w:ilvl w:val="0"/>
+          <w:numId w:val="1"/>
+        </w:numPr>
+      </w:pPr>
+      <w:r>
+        <w:t>Design and Implementation of ARK-V2</w:t>
       </w:r>
     </w:p>
     <w:p>
@@ -179,7 +203,55 @@
         </w:numPr>
       </w:pPr>
       <w:r>
-        <w:t>Identified Limitations and Improvement Opportunities</w:t>
+        <w:t>Design Overview</w:t>
+      </w:r>
+    </w:p>
+    <w:p>
+      <w:pPr>
+        <w:pStyle w:val="2"/>
+        <w:numPr>
+          <w:ilvl w:val="1"/>
+          <w:numId w:val="1"/>
+        </w:numPr>
+      </w:pPr>
+      <w:r>
+        <w:t>Question Analysis and Constraint Representation</w:t>
+      </w:r>
+    </w:p>
+    <w:p>
+      <w:pPr>
+        <w:pStyle w:val="2"/>
+        <w:numPr>
+          <w:ilvl w:val="1"/>
+          <w:numId w:val="1"/>
+        </w:numPr>
+      </w:pPr>
+      <w:r>
+        <w:t>Exploration State and Evidence Retention</w:t>
+      </w:r>
+    </w:p>
+    <w:p>
+      <w:pPr>
+        <w:pStyle w:val="2"/>
+        <w:numPr>
+          <w:ilvl w:val="1"/>
+          <w:numId w:val="1"/>
+        </w:numPr>
+      </w:pPr>
+      <w:r>
+        <w:t>Answer Verification, Knowledge-Use Policy and Answer Binding</w:t>
+      </w:r>
+    </w:p>
+    <w:p>
+      <w:pPr>
+        <w:pStyle w:val="2"/>
+        <w:numPr>
+          <w:ilvl w:val="1"/>
+          <w:numId w:val="1"/>
+        </w:numPr>
+      </w:pPr>
+      <w:r>
+        <w:t>Implementation</w:t>
       </w:r>
     </w:p>
     <w:p>
@@ -191,7 +263,7 @@
         </w:numPr>
       </w:pPr>
       <w:r>
-        <w:t>Design and Implementation of the Improved Agent</w:t>
+        <w:t>Evaluation and Discussion</w:t>
       </w:r>
     </w:p>
     <w:p>
@@ -203,7 +275,7 @@
         </w:numPr>
       </w:pPr>
       <w:r>
-        <w:t>Requirements and Design Decisions</w:t>
+        <w:t>Experimental Protocol</w:t>
       </w:r>
     </w:p>
     <w:p>
@@ -215,7 +287,7 @@
         </w:numPr>
       </w:pPr>
       <w:r>
-        <w:t>Improved Reasoning Workflow</w:t>
+        <w:t>Answer Correctness</w:t>
       </w:r>
     </w:p>
     <w:p>
@@ -227,7 +299,7 @@
         </w:numPr>
       </w:pPr>
       <w:r>
-        <w:t>Tool Integration and Graph Querying</w:t>
+        <w:t>Graph Evidence</w:t>
       </w:r>
     </w:p>
     <w:p>
@@ -239,7 +311,7 @@
         </w:numPr>
       </w:pPr>
       <w:r>
-        <w:t>Answer Generation</w:t>
+        <w:t>Answerability and Refusal</w:t>
       </w:r>
     </w:p>
     <w:p>
@@ -251,19 +323,7 @@
         </w:numPr>
       </w:pPr>
       <w:r>
-        <w:t>Implementation Using LangGraph</w:t>
-      </w:r>
-    </w:p>
-    <w:p>
-      <w:pPr>
-        <w:pStyle w:val="1"/>
-        <w:numPr>
-          <w:ilvl w:val="0"/>
-          <w:numId w:val="1"/>
-        </w:numPr>
-      </w:pPr>
-      <w:r>
-        <w:t>Experimental Design</w:t>
+        <w:t>Cost and Efficiency</w:t>
       </w:r>
     </w:p>
     <w:p>
@@ -275,7 +335,7 @@
         </w:numPr>
       </w:pPr>
       <w:r>
-        <w:t>Research Questions and Evaluation Approach</w:t>
+        <w:t>Failure Case Analysis</w:t>
       </w:r>
     </w:p>
     <w:p>
@@ -287,7 +347,7 @@
         </w:numPr>
       </w:pPr>
       <w:r>
-        <w:t>Evaluation Data</w:t>
+        <w:t>Discussion</w:t>
       </w:r>
     </w:p>
     <w:p>
@@ -299,92 +359,7 @@
         </w:numPr>
       </w:pPr>
       <w:r>
-        <w:t>Compared Agent Versions</w:t>
-      </w:r>
-    </w:p>
-    <w:p>
-      <w:pPr>
-        <w:pStyle w:val="2"/>
-        <w:numPr>
-          <w:ilvl w:val="1"/>
-          <w:numId w:val="1"/>
-        </w:numPr>
-      </w:pPr>
-      <w:r>
-        <w:t>Optional RAG Baseline</w:t>
-      </w:r>
-    </w:p>
-    <w:p>
-      <w:pPr>
-        <w:pStyle w:val="2"/>
-        <w:numPr>
-          <w:ilvl w:val="1"/>
-          <w:numId w:val="1"/>
-        </w:numPr>
-      </w:pPr>
-      <w:r>
-        <w:t>Experimental Setup</w:t>
-      </w:r>
-    </w:p>
-    <w:p>
-      <w:pPr>
-        <w:pStyle w:val="1"/>
-        <w:numPr>
-          <w:ilvl w:val="0"/>
-          <w:numId w:val="1"/>
-        </w:numPr>
-      </w:pPr>
-      <w:r>
-        <w:t>Results and Discussion</w:t>
-      </w:r>
-    </w:p>
-    <w:p>
-      <w:pPr>
-        <w:pStyle w:val="2"/>
-        <w:numPr>
-          <w:ilvl w:val="1"/>
-          <w:numId w:val="1"/>
-        </w:numPr>
-      </w:pPr>
-      <w:r>
-        <w:t>Quantitative Results</w:t>
-      </w:r>
-    </w:p>
-    <w:p>
-      <w:pPr>
-        <w:pStyle w:val="2"/>
-        <w:numPr>
-          <w:ilvl w:val="1"/>
-          <w:numId w:val="1"/>
-        </w:numPr>
-      </w:pPr>
-      <w:r>
-        <w:t>Comparison with the Existing Prototype</w:t>
-      </w:r>
-    </w:p>
-    <w:p>
-      <w:pPr>
-        <w:pStyle w:val="2"/>
-        <w:numPr>
-          <w:ilvl w:val="1"/>
-          <w:numId w:val="1"/>
-        </w:numPr>
-      </w:pPr>
-      <w:r>
-        <w:t>Discussion of Knowledge Graph Utilization</w:t>
-      </w:r>
-    </w:p>
-    <w:p>
-      <w:pPr>
-        <w:pStyle w:val="2"/>
-        <w:numPr>
-          <w:ilvl w:val="1"/>
-          <w:numId w:val="1"/>
-        </w:numPr>
-      </w:pPr>
-      <w:r>
-        <w:lastRenderedPageBreak/>
-        <w:t>Limitations</w:t>
+        <w:t>Limitations and Threats to Validity</w:t>
       </w:r>
     </w:p>
     <w:p>
@@ -397,6 +372,54 @@
       </w:pPr>
       <w:r>
         <w:t>Conclusion and Outlook</w:t>
+      </w:r>
+    </w:p>
+    <w:p>
+      <w:pPr>
+        <w:pStyle w:val="2"/>
+        <w:numPr>
+          <w:ilvl w:val="1"/>
+          <w:numId w:val="1"/>
+        </w:numPr>
+      </w:pPr>
+      <w:r>
+        <w:t>Summary and Answers to the Research Questions</w:t>
+      </w:r>
+    </w:p>
+    <w:p>
+      <w:pPr>
+        <w:pStyle w:val="2"/>
+        <w:numPr>
+          <w:ilvl w:val="1"/>
+          <w:numId w:val="1"/>
+        </w:numPr>
+      </w:pPr>
+      <w:r>
+        <w:t>Contributions</w:t>
+      </w:r>
+    </w:p>
+    <w:p>
+      <w:pPr>
+        <w:pStyle w:val="2"/>
+        <w:numPr>
+          <w:ilvl w:val="1"/>
+          <w:numId w:val="1"/>
+        </w:numPr>
+      </w:pPr>
+      <w:r>
+        <w:t>Outlook</w:t>
+      </w:r>
+    </w:p>
+    <w:p>
+      <w:pPr>
+        <w:pStyle w:val="1"/>
+        <w:numPr>
+          <w:ilvl w:val="0"/>
+          <w:numId w:val="0"/>
+        </w:numPr>
+      </w:pPr>
+      <w:r>
+        <w:t>Appendix</w:t>
       </w:r>
     </w:p>
     <w:sectPr>

--- a/Source/Proposal/Thesis Outline.docx
+++ b/Source/Proposal/Thesis Outline.docx
@@ -5,6 +5,78 @@
     <w:p>
       <w:pPr>
         <w:pStyle w:val="1"/>
+      </w:pPr>
+      <w:r>
+        <w:t>Title Page</w:t>
+      </w:r>
+    </w:p>
+    <w:p>
+      <w:pPr>
+        <w:pStyle w:val="1"/>
+      </w:pPr>
+      <w:r>
+        <w:t>Exposé</w:t>
+      </w:r>
+    </w:p>
+    <w:p>
+      <w:pPr>
+        <w:pStyle w:val="1"/>
+      </w:pPr>
+      <w:r>
+        <w:t>Declaration of Authorship / Acknowledgments</w:t>
+      </w:r>
+    </w:p>
+    <w:p>
+      <w:pPr>
+        <w:pStyle w:val="1"/>
+      </w:pPr>
+      <w:r>
+        <w:t>Abstract</w:t>
+      </w:r>
+    </w:p>
+    <w:p>
+      <w:pPr>
+        <w:pStyle w:val="1"/>
+      </w:pPr>
+      <w:r>
+        <w:t>Kurzzusammenfassung (German Abstract)</w:t>
+      </w:r>
+    </w:p>
+    <w:p>
+      <w:pPr>
+        <w:pStyle w:val="1"/>
+      </w:pPr>
+      <w:r>
+        <w:t>Table of Contents</w:t>
+      </w:r>
+    </w:p>
+    <w:p>
+      <w:pPr>
+        <w:pStyle w:val="1"/>
+      </w:pPr>
+      <w:r>
+        <w:t>List of Figures</w:t>
+      </w:r>
+    </w:p>
+    <w:p>
+      <w:pPr>
+        <w:pStyle w:val="1"/>
+      </w:pPr>
+      <w:r>
+        <w:t>List of Tables</w:t>
+      </w:r>
+    </w:p>
+    <w:p>
+      <w:pPr>
+        <w:pStyle w:val="1"/>
+      </w:pPr>
+      <w:r>
+        <w:t>List of Abbreviations</w:t>
+      </w:r>
+    </w:p>
+    <w:p>
+      <w:pPr>
+        <w:pStyle w:val="1"/>
         <w:numPr>
           <w:ilvl w:val="0"/>
           <w:numId w:val="1"/>
@@ -16,6 +88,42 @@
     </w:p>
     <w:p>
       <w:pPr>
+        <w:pStyle w:val="2"/>
+        <w:numPr>
+          <w:ilvl w:val="1"/>
+          <w:numId w:val="1"/>
+        </w:numPr>
+      </w:pPr>
+      <w:r>
+        <w:t>Problem Statement</w:t>
+      </w:r>
+    </w:p>
+    <w:p>
+      <w:pPr>
+        <w:pStyle w:val="2"/>
+        <w:numPr>
+          <w:ilvl w:val="1"/>
+          <w:numId w:val="1"/>
+        </w:numPr>
+      </w:pPr>
+      <w:r>
+        <w:t>Objectives</w:t>
+      </w:r>
+    </w:p>
+    <w:p>
+      <w:pPr>
+        <w:pStyle w:val="2"/>
+        <w:numPr>
+          <w:ilvl w:val="1"/>
+          <w:numId w:val="1"/>
+        </w:numPr>
+      </w:pPr>
+      <w:r>
+        <w:t>Approach and Thesis Structure</w:t>
+      </w:r>
+    </w:p>
+    <w:p>
+      <w:pPr>
         <w:pStyle w:val="1"/>
         <w:numPr>
           <w:ilvl w:val="0"/>
@@ -23,7 +131,7 @@
         </w:numPr>
       </w:pPr>
       <w:r>
-        <w:t>Baseline Agent: ARK-V1 and ARK-V1.1</w:t>
+        <w:t>Background and Current State of Research</w:t>
       </w:r>
     </w:p>
     <w:p>
@@ -35,7 +143,7 @@
         </w:numPr>
       </w:pPr>
       <w:r>
-        <w:t>Architecture and Workflow of ARK-V1</w:t>
+        <w:t>Knowledge Graphs and KGQA</w:t>
       </w:r>
     </w:p>
     <w:p>
@@ -47,7 +155,7 @@
         </w:numPr>
       </w:pPr>
       <w:r>
-        <w:t>Adaptation to GTSQA: ARK-V1.1</w:t>
+        <w:t>LLM-based KG Agents</w:t>
       </w:r>
     </w:p>
     <w:p>
@@ -59,7 +167,19 @@
         </w:numPr>
       </w:pPr>
       <w:r>
-        <w:t>Baseline Definition</w:t>
+        <w:t>Evaluation of KG Agents</w:t>
+      </w:r>
+    </w:p>
+    <w:p>
+      <w:pPr>
+        <w:pStyle w:val="2"/>
+        <w:numPr>
+          <w:ilvl w:val="1"/>
+          <w:numId w:val="1"/>
+        </w:numPr>
+      </w:pPr>
+      <w:r>
+        <w:t>Research Gap</w:t>
       </w:r>
     </w:p>
     <w:p>
@@ -95,7 +215,7 @@
         </w:numPr>
       </w:pPr>
       <w:r>
-        <w:t>Evaluation Datasets and Data Split</w:t>
+        <w:t>Datasets</w:t>
       </w:r>
     </w:p>
     <w:p>
@@ -107,7 +227,7 @@
         </w:numPr>
       </w:pPr>
       <w:r>
-        <w:t>Construction and Validation of GTSQA-UA</w:t>
+        <w:t>Construction of GTSQA-UA</w:t>
       </w:r>
     </w:p>
     <w:p>
@@ -119,7 +239,7 @@
         </w:numPr>
       </w:pPr>
       <w:r>
-        <w:t>Metrics and Analysis Dimensions</w:t>
+        <w:t>Metrics</w:t>
       </w:r>
     </w:p>
     <w:p>
@@ -131,7 +251,7 @@
         </w:numPr>
       </w:pPr>
       <w:r>
-        <w:t>Output Contract and Evaluation Pipeline</w:t>
+        <w:t>Evaluation Pipeline</w:t>
       </w:r>
     </w:p>
     <w:p>
@@ -143,7 +263,7 @@
         </w:numPr>
       </w:pPr>
       <w:r>
-        <w:t>Baseline Evaluation and Failure Analysis</w:t>
+        <w:t>From Baseline Analysis to ARK-V2</w:t>
       </w:r>
     </w:p>
     <w:p>
@@ -155,7 +275,7 @@
         </w:numPr>
       </w:pPr>
       <w:r>
-        <w:t>Preliminary Results</w:t>
+        <w:t>Baseline Agent</w:t>
       </w:r>
     </w:p>
     <w:p>
@@ -167,7 +287,67 @@
         </w:numPr>
       </w:pPr>
       <w:r>
+        <w:t>Baseline Failure Analysis</w:t>
+      </w:r>
+    </w:p>
+    <w:p>
+      <w:pPr>
+        <w:pStyle w:val="3"/>
+        <w:numPr>
+          <w:ilvl w:val="2"/>
+          <w:numId w:val="1"/>
+        </w:numPr>
+        <w:spacing w:before="60" w:after="60"/>
+      </w:pPr>
+      <w:r>
+        <w:rPr>
+          <w:b w:val="0"/>
+          <w:bCs w:val="0"/>
+          <w:color w:val="1F4D78"/>
+          <w:sz w:val="24"/>
+          <w:szCs w:val="24"/>
+        </w:rPr>
+        <w:t>Preliminary Results</w:t>
+      </w:r>
+    </w:p>
+    <w:p>
+      <w:pPr>
+        <w:pStyle w:val="3"/>
+        <w:numPr>
+          <w:ilvl w:val="2"/>
+          <w:numId w:val="1"/>
+        </w:numPr>
+        <w:spacing w:before="60" w:after="60"/>
+      </w:pPr>
+      <w:r>
+        <w:rPr>
+          <w:b w:val="0"/>
+          <w:bCs w:val="0"/>
+          <w:color w:val="1F4D78"/>
+          <w:sz w:val="24"/>
+          <w:szCs w:val="24"/>
+        </w:rPr>
         <w:t>Failure Taxonomy</w:t>
+      </w:r>
+    </w:p>
+    <w:p>
+      <w:pPr>
+        <w:pStyle w:val="3"/>
+        <w:numPr>
+          <w:ilvl w:val="2"/>
+          <w:numId w:val="1"/>
+        </w:numPr>
+        <w:spacing w:before="60" w:after="60"/>
+      </w:pPr>
+      <w:r>
+        <w:rPr>
+          <w:b w:val="0"/>
+          <w:bCs w:val="0"/>
+          <w:color w:val="1F4D78"/>
+          <w:sz w:val="24"/>
+          <w:szCs w:val="24"/>
+        </w:rPr>
+        <w:t>Requirements for ARK-V2</w:t>
       </w:r>
     </w:p>
     <w:p>
@@ -179,7 +359,107 @@
         </w:numPr>
       </w:pPr>
       <w:r>
-        <w:t>Derived Requirements for ARK-V2</w:t>
+        <w:t>Design of ARK-V2</w:t>
+      </w:r>
+    </w:p>
+    <w:p>
+      <w:pPr>
+        <w:pStyle w:val="3"/>
+        <w:numPr>
+          <w:ilvl w:val="2"/>
+          <w:numId w:val="1"/>
+        </w:numPr>
+        <w:spacing w:before="60" w:after="60"/>
+      </w:pPr>
+      <w:r>
+        <w:rPr>
+          <w:b w:val="0"/>
+          <w:bCs w:val="0"/>
+          <w:color w:val="1F4D78"/>
+          <w:sz w:val="24"/>
+          <w:szCs w:val="24"/>
+        </w:rPr>
+        <w:t>Overview</w:t>
+      </w:r>
+    </w:p>
+    <w:p>
+      <w:pPr>
+        <w:pStyle w:val="3"/>
+        <w:numPr>
+          <w:ilvl w:val="2"/>
+          <w:numId w:val="1"/>
+        </w:numPr>
+        <w:spacing w:before="60" w:after="60"/>
+      </w:pPr>
+      <w:r>
+        <w:rPr>
+          <w:b w:val="0"/>
+          <w:bCs w:val="0"/>
+          <w:color w:val="1F4D78"/>
+          <w:sz w:val="24"/>
+          <w:szCs w:val="24"/>
+        </w:rPr>
+        <w:t>Constraint Representation</w:t>
+      </w:r>
+    </w:p>
+    <w:p>
+      <w:pPr>
+        <w:pStyle w:val="3"/>
+        <w:numPr>
+          <w:ilvl w:val="2"/>
+          <w:numId w:val="1"/>
+        </w:numPr>
+        <w:spacing w:before="60" w:after="60"/>
+      </w:pPr>
+      <w:r>
+        <w:rPr>
+          <w:b w:val="0"/>
+          <w:bCs w:val="0"/>
+          <w:color w:val="1F4D78"/>
+          <w:sz w:val="24"/>
+          <w:szCs w:val="24"/>
+        </w:rPr>
+        <w:t>Evidence Retention</w:t>
+      </w:r>
+    </w:p>
+    <w:p>
+      <w:pPr>
+        <w:pStyle w:val="3"/>
+        <w:numPr>
+          <w:ilvl w:val="2"/>
+          <w:numId w:val="1"/>
+        </w:numPr>
+        <w:spacing w:before="60" w:after="60"/>
+      </w:pPr>
+      <w:r>
+        <w:rPr>
+          <w:b w:val="0"/>
+          <w:bCs w:val="0"/>
+          <w:color w:val="1F4D78"/>
+          <w:sz w:val="24"/>
+          <w:szCs w:val="24"/>
+        </w:rPr>
+        <w:t>Answer Verification</w:t>
+      </w:r>
+    </w:p>
+    <w:p>
+      <w:pPr>
+        <w:pStyle w:val="3"/>
+        <w:numPr>
+          <w:ilvl w:val="2"/>
+          <w:numId w:val="1"/>
+        </w:numPr>
+        <w:spacing w:before="60" w:after="60"/>
+      </w:pPr>
+      <w:r>
+        <w:rPr>
+          <w:b w:val="0"/>
+          <w:bCs w:val="0"/>
+          <w:color w:val="1F4D78"/>
+          <w:sz w:val="24"/>
+          <w:szCs w:val="24"/>
+        </w:rPr>
+        <w:t>Implementation</w:t>
       </w:r>
     </w:p>
     <w:p>
@@ -191,7 +471,7 @@
         </w:numPr>
       </w:pPr>
       <w:r>
-        <w:t>Design and Implementation of ARK-V2</w:t>
+        <w:t>Evaluation and Discussion</w:t>
       </w:r>
     </w:p>
     <w:p>
@@ -203,7 +483,7 @@
         </w:numPr>
       </w:pPr>
       <w:r>
-        <w:t>Design Overview</w:t>
+        <w:t>Experimental Protocol</w:t>
       </w:r>
     </w:p>
     <w:p>
@@ -215,7 +495,7 @@
         </w:numPr>
       </w:pPr>
       <w:r>
-        <w:t>Question Analysis and Constraint Representation</w:t>
+        <w:t>Answer Correctness and Graph Evidence</w:t>
       </w:r>
     </w:p>
     <w:p>
@@ -227,7 +507,7 @@
         </w:numPr>
       </w:pPr>
       <w:r>
-        <w:t>Exploration State and Evidence Retention</w:t>
+        <w:t>Refusal Behavior</w:t>
       </w:r>
     </w:p>
     <w:p>
@@ -239,7 +519,7 @@
         </w:numPr>
       </w:pPr>
       <w:r>
-        <w:t>Answer Verification, Knowledge-Use Policy and Answer Binding</w:t>
+        <w:t>Efficiency</w:t>
       </w:r>
     </w:p>
     <w:p>
@@ -251,7 +531,7 @@
         </w:numPr>
       </w:pPr>
       <w:r>
-        <w:t>Implementation</w:t>
+        <w:t>Limitations</w:t>
       </w:r>
     </w:p>
     <w:p>
@@ -263,7 +543,7 @@
         </w:numPr>
       </w:pPr>
       <w:r>
-        <w:t>Evaluation and Discussion</w:t>
+        <w:t>Conclusion</w:t>
       </w:r>
     </w:p>
     <w:p>
@@ -275,7 +555,7 @@
         </w:numPr>
       </w:pPr>
       <w:r>
-        <w:t>Experimental Protocol</w:t>
+        <w:t>Answers to the Research Questions</w:t>
       </w:r>
     </w:p>
     <w:p>
@@ -287,79 +567,7 @@
         </w:numPr>
       </w:pPr>
       <w:r>
-        <w:t>Answer Correctness</w:t>
-      </w:r>
-    </w:p>
-    <w:p>
-      <w:pPr>
-        <w:pStyle w:val="2"/>
-        <w:numPr>
-          <w:ilvl w:val="1"/>
-          <w:numId w:val="1"/>
-        </w:numPr>
-      </w:pPr>
-      <w:r>
-        <w:t>Graph Evidence</w:t>
-      </w:r>
-    </w:p>
-    <w:p>
-      <w:pPr>
-        <w:pStyle w:val="2"/>
-        <w:numPr>
-          <w:ilvl w:val="1"/>
-          <w:numId w:val="1"/>
-        </w:numPr>
-      </w:pPr>
-      <w:r>
-        <w:t>Answerability and Refusal</w:t>
-      </w:r>
-    </w:p>
-    <w:p>
-      <w:pPr>
-        <w:pStyle w:val="2"/>
-        <w:numPr>
-          <w:ilvl w:val="1"/>
-          <w:numId w:val="1"/>
-        </w:numPr>
-      </w:pPr>
-      <w:r>
-        <w:t>Cost and Efficiency</w:t>
-      </w:r>
-    </w:p>
-    <w:p>
-      <w:pPr>
-        <w:pStyle w:val="2"/>
-        <w:numPr>
-          <w:ilvl w:val="1"/>
-          <w:numId w:val="1"/>
-        </w:numPr>
-      </w:pPr>
-      <w:r>
-        <w:t>Failure Case Analysis</w:t>
-      </w:r>
-    </w:p>
-    <w:p>
-      <w:pPr>
-        <w:pStyle w:val="2"/>
-        <w:numPr>
-          <w:ilvl w:val="1"/>
-          <w:numId w:val="1"/>
-        </w:numPr>
-      </w:pPr>
-      <w:r>
-        <w:t>Discussion</w:t>
-      </w:r>
-    </w:p>
-    <w:p>
-      <w:pPr>
-        <w:pStyle w:val="2"/>
-        <w:numPr>
-          <w:ilvl w:val="1"/>
-          <w:numId w:val="1"/>
-        </w:numPr>
-      </w:pPr>
-      <w:r>
-        <w:t>Limitations and Threats to Validity</w:t>
+        <w:t>Contributions</w:t>
       </w:r>
     </w:p>
     <w:p>
@@ -371,52 +579,20 @@
         </w:numPr>
       </w:pPr>
       <w:r>
-        <w:t>Conclusion and Outlook</w:t>
+        <w:t>Future Work</w:t>
       </w:r>
     </w:p>
     <w:p>
       <w:pPr>
-        <w:pStyle w:val="2"/>
-        <w:numPr>
-          <w:ilvl w:val="1"/>
-          <w:numId w:val="1"/>
-        </w:numPr>
+        <w:pStyle w:val="1"/>
       </w:pPr>
       <w:r>
-        <w:t>Summary and Answers to the Research Questions</w:t>
+        <w:t>References</w:t>
       </w:r>
     </w:p>
     <w:p>
       <w:pPr>
-        <w:pStyle w:val="2"/>
-        <w:numPr>
-          <w:ilvl w:val="1"/>
-          <w:numId w:val="1"/>
-        </w:numPr>
-      </w:pPr>
-      <w:r>
-        <w:t>Contributions</w:t>
-      </w:r>
-    </w:p>
-    <w:p>
-      <w:pPr>
-        <w:pStyle w:val="2"/>
-        <w:numPr>
-          <w:ilvl w:val="1"/>
-          <w:numId w:val="1"/>
-        </w:numPr>
-      </w:pPr>
-      <w:r>
-        <w:t>Outlook</w:t>
-      </w:r>
-    </w:p>
-    <w:p>
-      <w:pPr>
         <w:pStyle w:val="1"/>
-        <w:numPr>
-          <w:ilvl w:val="0"/>
-          <w:numId w:val="0"/>
-        </w:numPr>
       </w:pPr>
       <w:r>
         <w:t>Appendix</w:t>
@@ -727,9 +903,16 @@
       </w:pPr>
     </w:lvl>
     <w:lvl w:ilvl="2">
+      <w:start w:val="1"/>
       <w:numFmt w:val="decimal"/>
-      <w:lvlText w:val=""/>
+      <w:lvlText w:val="%1.%2.%3"/>
       <w:lvlJc w:val="left"/>
+      <w:pPr>
+        <w:tabs>
+          <w:tab w:val="num" w:pos="1620"/>
+        </w:tabs>
+        <w:ind w:left="1620" w:hanging="720"/>
+      </w:pPr>
     </w:lvl>
     <w:lvl w:ilvl="3">
       <w:numFmt w:val="decimal"/>
